--- a/templates/Шаблон_РОСМОЛ_поставка_ИП_v2_с_циклом.docx
+++ b/templates/Шаблон_РОСМОЛ_поставка_ИП_v2_с_циклом.docx
@@ -95,7 +95,7 @@
           <w:sz w:val="23"/>
           <w:szCs w:val="23"/>
         </w:rPr>
-        <w:t>ФЕДЕРАЛЬНОЕ ГОСУДАРСТВЕННОЕ БЮДЖЕТНОЕ ОБРАЗОВАТЕЛЬНОЕ УЧРЕЖДЕНИЕ ВЫСШЕГО ОБРАЗОВАНИЯ «САНКТ-ПЕТЕРБУРГСКИЙ ГОСУДАРСТВЕННЫЙ УНИВЕРСИТЕТ ПРОМЫШЛЕННЫХ ТЕХНОЛОГИЙ И ДИЗАЙНА», именуемое в дальнейшем «Заказчик», в лице проректора по ИПП Коробовцевой Анны Андреевны, действующего на основании Доверенности от 16.01.2025 г. № 38-01-01-12/01-37, с одной стороны, и {contractor_full_name}, именуемый в дальнейшем «Поставщик», {contractor_acting_basis}, с другой стороны, вместе именуемые «Стороны», в соответствии с Федеральным законом от 18.07.2011 № 223-ФЗ «О закупках товаров, работ, услуг отдельными видами юридических лиц», {polozhenie_clause} Положения о закупке Заказчика от 15.04.2022 г., на основании Соглашения о предоставлении из федерального бюджета грантов в форме субсидий в соответствии с пунктом 4 статьи 78.1 Бюджетного кодекса Российской Федерации № {grant_agreement_number} от {grant_agreement_date} г., заключенного между {customer_short_name} и {grantor_name} (Идентификатор соглашения о предоставлении субсидии – {igk}), заключили настоящий Договор (далее – «Договор») о нижеследующем:</w:t>
+        <w:t>{customer_full_name}, именуемое в дальнейшем «Заказчик», {customer_signatory_clause}, с одной стороны, и {contractor_full_name}, именуемый в дальнейшем «Поставщик», {contractor_acting_basis}, с другой стороны, вместе именуемые «Стороны», в соответствии с Федеральным законом от 18.07.2011 № 223-ФЗ «О закупках товаров, работ, услуг отдельными видами юридических лиц», {polozhenie_clause} Положения о закупке Заказчика от 15.04.2022 г., на основании Соглашения о предоставлении из федерального бюджета грантов в форме субсидий в соответствии с пунктом 4 статьи 78.1 Бюджетного кодекса Российской Федерации № {grant_agreement_number} от {grant_agreement_date} г., заключенного между {customer_short_name} и {grantor_name} (Идентификатор соглашения о предоставлении субсидии – {igk}), заключили настоящий Договор (далее – «Договор») о нижеследующем:</w:t>
       </w:r>
       <w:r>
         <w:rPr>
@@ -192,7 +192,7 @@
           <w:sz w:val="23"/>
           <w:szCs w:val="23"/>
         </w:rPr>
-        <w:t>1.2. Поставка Товара, указанного в п.1.1, выполняется в соответствии с Спецификациями (Приложения № 1-2), являющейся неотъемлемой частью Договора, в целях реализации проектных решений: Медиапроект «Сюжеты»; Практикум развития культурного движения «По зову сердца».</w:t>
+        <w:t>1.2. Поставка Товара, указанного в п.1.1, выполняется в соответствии с Спецификациями (Приложения № 1-2), являющейся неотъемлемой частью Договора, в целях реализации проектных решений: {appendix1_project_solution_name}; {appendix2_project_solution_name}.</w:t>
         <w:tab/>
         <w:tab/>
         <w:tab/>
@@ -1469,6 +1469,11 @@
       </w:r>
     </w:p>
     <w:p>
+      <w:r>
+        <w:t>{#appendices}</w:t>
+      </w:r>
+    </w:p>
+    <w:p>
       <w:pPr>
         <w:pStyle w:val="Normal"/>
         <w:ind w:firstLine="567" w:end="0"/>
@@ -1483,7 +1488,12 @@
           <w:sz w:val="23"/>
           <w:szCs w:val="23"/>
         </w:rPr>
-        <w:t>{#appendices}11.8. Приложение №{appendix_number} – Спецификация на изготовление и поставку {goods_description_short} в целях реализации проектного решения «{project_solution_name}».{/appendices}</w:t>
+        <w:t>11.8. Приложение №{appendix_number} – Спецификация на изготовление и поставку {goods_description_short} в целях реализации проектного решения «{project_solution_name}».</w:t>
+      </w:r>
+    </w:p>
+    <w:p>
+      <w:r>
+        <w:t>{/appendices}</w:t>
       </w:r>
     </w:p>
     <w:p>
@@ -1698,7 +1708,7 @@
             </w:pPr>
             <w:r>
               <w:rPr/>
-              <w:t>ФЕДЕРАЛЬНОЕ ГОСУДАРСТВЕННОЕ БЮДЖЕТНОЕ ОБРАЗОВАТЕЛЬНОЕ УЧРЕЖДЕНИЕ ВЫСШЕГО ОБРАЗОВАНИЯ "САНКТ-ПЕТЕРБУРГСКИЙ ГОСУДАРСТВЕННЫЙ УНИВЕРСИТЕТ ПРОМЫШЛЕННЫХ ТЕХНОЛОГИЙ И ДИЗАЙНА"</w:t>
+              <w:t>{customer_req_full_name}</w:t>
             </w:r>
           </w:p>
         </w:tc>
@@ -1925,7 +1935,7 @@
                 <w:sz w:val="22"/>
                 <w:szCs w:val="22"/>
               </w:rPr>
-              <w:t>Адрес местонахождения: 191186, ГОРОД САНКТ-ПЕТЕРБУРГ, УЛИЦА БОЛЬШАЯ МОРСКАЯ, ДОМ 18, ЛИТЕР А</w:t>
+              <w:t>Адрес местонахождения: {customer_address}</w:t>
             </w:r>
           </w:p>
           <w:p>
@@ -1943,7 +1953,7 @@
                 <w:sz w:val="22"/>
                 <w:szCs w:val="22"/>
               </w:rPr>
-              <w:t>ИНН/ КПП 7808042283/784001001</w:t>
+              <w:t>ИНН/ КПП {customer_inn_kpp}</w:t>
             </w:r>
           </w:p>
           <w:p>
@@ -1979,7 +1989,7 @@
                 <w:sz w:val="22"/>
                 <w:szCs w:val="22"/>
               </w:rPr>
-              <w:t>Управление Федерального казначейства по г. Санкт-Петербургу ОКЦ № 1 ВВГУ Банка России//УФК по Нижегородской области г Нижний Новгород</w:t>
+              <w:t>{customer_bank_authority}</w:t>
             </w:r>
           </w:p>
           <w:p>
@@ -1997,7 +2007,7 @@
                 <w:sz w:val="22"/>
                 <w:szCs w:val="22"/>
               </w:rPr>
-              <w:t>Единый казначейский счет: 40102810745370000024</w:t>
+              <w:t>Единый казначейский счет: {customer_eks}</w:t>
             </w:r>
           </w:p>
           <w:p>
@@ -2015,7 +2025,7 @@
                 <w:sz w:val="22"/>
                 <w:szCs w:val="22"/>
               </w:rPr>
-              <w:t>Казначейский счет: 03215643000000013200</w:t>
+              <w:t>Казначейский счет: {customer_ks}</w:t>
             </w:r>
           </w:p>
           <w:p>
@@ -2033,7 +2043,7 @@
                 <w:sz w:val="22"/>
                 <w:szCs w:val="22"/>
               </w:rPr>
-              <w:t>БИК 012202102</w:t>
+              <w:t>БИК {customer_bik}</w:t>
             </w:r>
           </w:p>
           <w:p>
@@ -2059,7 +2069,7 @@
                 <w:rFonts w:cs="Times New Roman" w:ascii="Times New Roman" w:hAnsi="Times New Roman"/>
                 <w:bCs/>
               </w:rPr>
-              <w:t>Лицевой счет 711X7200001</w:t>
+              <w:t>Лицевой счет {customer_personal_account}</w:t>
             </w:r>
           </w:p>
         </w:tc>
@@ -2170,7 +2180,7 @@
                 <w:sz w:val="22"/>
                 <w:szCs w:val="22"/>
               </w:rPr>
-              <w:t>Проректор по ИПП СПбГУПТД</w:t>
+              <w:t>{customer_signatory_position_short}</w:t>
             </w:r>
           </w:p>
           <w:p>
@@ -2225,7 +2235,7 @@
                 <w:sz w:val="22"/>
                 <w:szCs w:val="22"/>
               </w:rPr>
-              <w:t xml:space="preserve"> А.А. Коробовцева/</w:t>
+              <w:t xml:space="preserve"> {customer_signatory_initials}/</w:t>
             </w:r>
           </w:p>
         </w:tc>
@@ -2408,7 +2418,7 @@
         <w:rPr/>
         <w:t xml:space="preserve">на изготовление и поставку сувенирной и полиграфической продукции в целях реализации </w:t>
         <w:br/>
-        <w:t>проектного решения «Медиапроект «Сюжеты»</w:t>
+        <w:t>проектного решения «{appendix1_project_solution_name}»</w:t>
       </w:r>
     </w:p>
     <w:p>
@@ -3231,7 +3241,7 @@
                 <w:sz w:val="22"/>
                 <w:szCs w:val="22"/>
               </w:rPr>
-              <w:t xml:space="preserve">Проректор по ИПП СПбГУПТД </w:t>
+              <w:t xml:space="preserve">{customer_signatory_position_short} </w:t>
             </w:r>
           </w:p>
           <w:p>
@@ -3248,7 +3258,7 @@
                 <w:sz w:val="22"/>
                 <w:szCs w:val="22"/>
               </w:rPr>
-              <w:t xml:space="preserve">____________________Коробовцева А.А. </w:t>
+              <w:t xml:space="preserve">____________________{customer_signatory_initials_reversed} </w:t>
             </w:r>
           </w:p>
         </w:tc>
@@ -3402,7 +3412,7 @@
         <w:rPr/>
         <w:t xml:space="preserve">на изготовление и поставку сувенирной и полиграфической продукции в целях реализации </w:t>
         <w:br/>
-        <w:t>проектного решения «Практикум развития культурного движения «По зову сердца»</w:t>
+        <w:t>проектного решения «{appendix2_project_solution_name}»</w:t>
       </w:r>
     </w:p>
     <w:p>
@@ -4241,7 +4251,7 @@
                 <w:sz w:val="22"/>
                 <w:szCs w:val="22"/>
               </w:rPr>
-              <w:t xml:space="preserve">Проректор по ИПП СПбГУПТД </w:t>
+              <w:t xml:space="preserve">{customer_signatory_position_short} </w:t>
             </w:r>
           </w:p>
           <w:p>
@@ -4258,7 +4268,7 @@
                 <w:sz w:val="22"/>
                 <w:szCs w:val="22"/>
               </w:rPr>
-              <w:t xml:space="preserve">____________________Коробовцева А.А. </w:t>
+              <w:t xml:space="preserve">____________________{customer_signatory_initials_reversed} </w:t>
             </w:r>
           </w:p>
         </w:tc>

--- a/templates/Шаблон_РОСМОЛ_поставка_ИП_v2_с_циклом.docx
+++ b/templates/Шаблон_РОСМОЛ_поставка_ИП_v2_с_циклом.docx
@@ -192,7 +192,7 @@
           <w:sz w:val="23"/>
           <w:szCs w:val="23"/>
         </w:rPr>
-        <w:t>1.2. Поставка Товара, указанного в п.1.1, выполняется в соответствии с Спецификациями (Приложения № 1-2), являющейся неотъемлемой частью Договора, в целях реализации проектных решений: {appendix1_project_solution_name}; {appendix2_project_solution_name}.</w:t>
+        <w:t>1.2. Поставка Товара, указанного в п.1.1, выполняется в соответствии с Спецификациями (Приложения № 1-2), являющейся неотъемлемой частью Договора, в целях реализации проектов: {appendix1_project_solution_name}; {appendix2_project_solution_name}.</w:t>
         <w:tab/>
         <w:tab/>
         <w:tab/>
@@ -1488,7 +1488,7 @@
           <w:sz w:val="23"/>
           <w:szCs w:val="23"/>
         </w:rPr>
-        <w:t>11.8. Приложение №{appendix_number} – Спецификация на изготовление и поставку {goods_description_short} в целях реализации проектного решения «{project_solution_name}».</w:t>
+        <w:t>11.8. Приложение №{appendix_number} – Спецификация на изготовление и поставку {goods_description_short} в целях реализации проекта «{project_solution_name}».</w:t>
       </w:r>
     </w:p>
     <w:p>
@@ -2418,7 +2418,7 @@
         <w:rPr/>
         <w:t xml:space="preserve">на изготовление и поставку сувенирной и полиграфической продукции в целях реализации </w:t>
         <w:br/>
-        <w:t>проектного решения «{appendix1_project_solution_name}»</w:t>
+        <w:t>проекта «{appendix1_project_solution_name}»</w:t>
       </w:r>
     </w:p>
     <w:p>
@@ -3412,7 +3412,7 @@
         <w:rPr/>
         <w:t xml:space="preserve">на изготовление и поставку сувенирной и полиграфической продукции в целях реализации </w:t>
         <w:br/>
-        <w:t>проектного решения «{appendix2_project_solution_name}»</w:t>
+        <w:t>проекта «{appendix2_project_solution_name}»</w:t>
       </w:r>
     </w:p>
     <w:p>

--- a/templates/Шаблон_РОСМОЛ_поставка_ИП_v2_с_циклом.docx
+++ b/templates/Шаблон_РОСМОЛ_поставка_ИП_v2_с_циклом.docx
@@ -458,7 +458,7 @@
           <w:sz w:val="23"/>
           <w:szCs w:val="23"/>
         </w:rPr>
-        <w:t>3.1. Стоимость Товара, в том числе тары, упаковки, маркировки, доставки, разгрузки составляет {total_amount_numeric} ({total_amount_words}) рублей 00 копеек, {vat_clause}. Источник финансирования: средства гранта в форме субсидий юридическим лицам – победителям конкурсного отбора на предоставление из федерального бюджета грантов в форме субсидий юридическому лицу – победителю Всероссийского конкурса молодежных проектов среди образовательных организаций высшего образования в 2025 году.</w:t>
+        <w:t>3.1. Стоимость Товара, в том числе тары, упаковки, маркировки, доставки, разгрузки составляет {total_amount_numeric} ({total_amount_words}) рублей 00 копеек, {vat_clause}. Источник финансирования: {finance_source_text}</w:t>
       </w:r>
     </w:p>
     <w:p>
@@ -913,7 +913,7 @@
           <w:sz w:val="23"/>
           <w:szCs w:val="23"/>
         </w:rPr>
-        <w:t>5.7. Поставщик выражает согласие на осуществление ФЕДЕРАЛЬНЫМ АГЕНТСТВОМ ПО ДЕЛАМ МОЛОДЕЖИ и государственными органами финансового контроля проверок соблюдения Заказчиком целей, условий и порядка предоставления субсидии, установленных Правилами предоставления субсидии и Соглашением (в соответствии с п. 3 ст. 78.1. БК РФ).</w:t>
+        <w:t>5.7. Поставщик выражает согласие на осуществление {grantor_name} и государственными органами финансового контроля проверок соблюдения Заказчиком целей, условий и порядка предоставления субсидии, установленных Правилами предоставления субсидии и Соглашением (в соответствии с п. 3 ст. 78.1. БК РФ).</w:t>
       </w:r>
     </w:p>
     <w:p>
